--- a/Guia_Inflacion_Salarios_Argentina.docx
+++ b/Guia_Inflacion_Salarios_Argentina.docx
@@ -389,6 +389,7 @@
       <w:pPr>
         <w:spacing w:before="60" w:after="100"/>
       </w:pPr>
+      <w:bookmarkStart w:id="0" w:name="_GoBack"/>
       <w:r>
         <w:rPr>
           <w:color w:val="333333"/>
@@ -396,6 +397,7 @@
         <w:t>Este proyecto analiza la evolución del Índice de Precios al Consumidor (IPC) y los salarios reales en Argentina entre 2017 y 2024, con el objetivo de identificar en qué períodos y sectores se produjo la mayor pérdida de poder adquisitivo.</w:t>
       </w:r>
     </w:p>
+    <w:bookmarkEnd w:id="0"/>
     <w:p>
       <w:pPr>
         <w:spacing w:before="140"/>
@@ -5781,33 +5783,29 @@
             </w:r>
           </w:p>
           <w:p>
-            <w:proofErr w:type="spellStart"/>
-            <w:r>
-              <w:rPr>
-                <w:rFonts w:ascii="Courier New" w:eastAsia="Courier New" w:hAnsi="Courier New" w:cs="Courier New"/>
-                <w:color w:val="D4D4D4"/>
-                <w:sz w:val="17"/>
-                <w:szCs w:val="17"/>
-              </w:rPr>
-              <w:t>print</w:t>
-            </w:r>
-            <w:proofErr w:type="spellEnd"/>
-            <w:r>
-              <w:rPr>
-                <w:rFonts w:ascii="Courier New" w:eastAsia="Courier New" w:hAnsi="Courier New" w:cs="Courier New"/>
-                <w:color w:val="D4D4D4"/>
-                <w:sz w:val="17"/>
-                <w:szCs w:val="17"/>
-              </w:rPr>
-              <w:t>(</w:t>
-            </w:r>
-            <w:proofErr w:type="spellStart"/>
-            <w:r>
-              <w:rPr>
-                <w:rFonts w:ascii="Courier New" w:eastAsia="Courier New" w:hAnsi="Courier New" w:cs="Courier New"/>
-                <w:color w:val="D4D4D4"/>
-                <w:sz w:val="17"/>
-                <w:szCs w:val="17"/>
+            <w:pPr>
+              <w:rPr>
+                <w:lang w:val="en-US"/>
+              </w:rPr>
+            </w:pPr>
+            <w:r>
+              <w:rPr>
+                <w:rFonts w:ascii="Courier New" w:eastAsia="Courier New" w:hAnsi="Courier New" w:cs="Courier New"/>
+                <w:color w:val="D4D4D4"/>
+                <w:sz w:val="17"/>
+                <w:szCs w:val="17"/>
+                <w:lang w:val="en-US"/>
+              </w:rPr>
+              <w:t>print(</w:t>
+            </w:r>
+            <w:proofErr w:type="spellStart"/>
+            <w:r>
+              <w:rPr>
+                <w:rFonts w:ascii="Courier New" w:eastAsia="Courier New" w:hAnsi="Courier New" w:cs="Courier New"/>
+                <w:color w:val="D4D4D4"/>
+                <w:sz w:val="17"/>
+                <w:szCs w:val="17"/>
+                <w:lang w:val="en-US"/>
               </w:rPr>
               <w:t>df_</w:t>
             </w:r>
@@ -5818,6 +5816,7 @@
                 <w:color w:val="D4D4D4"/>
                 <w:sz w:val="17"/>
                 <w:szCs w:val="17"/>
+                <w:lang w:val="en-US"/>
               </w:rPr>
               <w:t>sal.head</w:t>
             </w:r>
@@ -5829,6 +5828,7 @@
                 <w:color w:val="D4D4D4"/>
                 <w:sz w:val="17"/>
                 <w:szCs w:val="17"/>
+                <w:lang w:val="en-US"/>
               </w:rPr>
               <w:t>())</w:t>
             </w:r>
@@ -12331,6 +12331,37 @@
           </w:p>
         </w:tc>
       </w:tr>
+      <w:tr>
+        <w:tc>
+          <w:tcPr>
+            <w:tcW w:w="0" w:type="auto"/>
+            <w:tcBorders>
+              <w:top w:val="single" w:sz="1" w:space="0" w:color="2E2E2E"/>
+              <w:left w:val="single" w:sz="1" w:space="0" w:color="2E2E2E"/>
+              <w:bottom w:val="single" w:sz="1" w:space="0" w:color="2E2E2E"/>
+              <w:right w:val="single" w:sz="1" w:space="0" w:color="2E2E2E"/>
+            </w:tcBorders>
+            <w:shd w:val="clear" w:color="auto" w:fill="1E1E2E"/>
+            <w:tcMar>
+              <w:top w:w="160" w:type="dxa"/>
+              <w:left w:w="200" w:type="dxa"/>
+              <w:bottom w:w="160" w:type="dxa"/>
+              <w:right w:w="200" w:type="dxa"/>
+            </w:tcMar>
+          </w:tcPr>
+          <w:p>
+            <w:pPr>
+              <w:rPr>
+                <w:rFonts w:ascii="Courier New" w:eastAsia="Courier New" w:hAnsi="Courier New" w:cs="Courier New"/>
+                <w:color w:val="D4D4D4"/>
+                <w:sz w:val="17"/>
+                <w:szCs w:val="17"/>
+                <w:lang w:val="en-US"/>
+              </w:rPr>
+            </w:pPr>
+          </w:p>
+        </w:tc>
+      </w:tr>
     </w:tbl>
     <w:p>
       <w:pPr>
@@ -14590,6 +14621,7 @@
                 <w:sz w:val="18"/>
                 <w:szCs w:val="18"/>
               </w:rPr>
+              <w:lastRenderedPageBreak/>
               <w:t>Vista</w:t>
             </w:r>
           </w:p>
@@ -14766,7 +14798,6 @@
                 <w:sz w:val="18"/>
                 <w:szCs w:val="18"/>
               </w:rPr>
-              <w:lastRenderedPageBreak/>
               <w:t>IPC vs Salarios</w:t>
             </w:r>
           </w:p>
@@ -16005,25 +16036,7 @@
         <w:rPr>
           <w:color w:val="333333"/>
         </w:rPr>
-        <w:t xml:space="preserve"> - 01/03/26 e IPC - </w:t>
-      </w:r>
-      <w:r>
-        <w:rPr>
-          <w:color w:val="333333"/>
-        </w:rPr>
-        <w:t>01/0</w:t>
-      </w:r>
-      <w:r>
-        <w:rPr>
-          <w:color w:val="333333"/>
-        </w:rPr>
-        <w:t>8</w:t>
-      </w:r>
-      <w:r>
-        <w:rPr>
-          <w:color w:val="333333"/>
-        </w:rPr>
-        <w:t>/26</w:t>
+        <w:t xml:space="preserve"> - 01/03/26 e IPC - 01/08/26</w:t>
       </w:r>
     </w:p>
     <w:p>
@@ -16048,8 +16061,6 @@
         </w:rPr>
         <w:t>Fase 2 · Análisis</w:t>
       </w:r>
-      <w:bookmarkStart w:id="0" w:name="_GoBack"/>
-      <w:bookmarkEnd w:id="0"/>
     </w:p>
     <w:p>
       <w:pPr>
@@ -16060,19 +16071,31 @@
         </w:numPr>
         <w:spacing w:before="40" w:after="40"/>
       </w:pPr>
+      <w:r>
+        <w:rPr>
+          <w:color w:val="333333"/>
+        </w:rPr>
+        <w:t>[</w:t>
+      </w:r>
+      <w:r>
+        <w:rPr>
+          <w:color w:val="333333"/>
+        </w:rPr>
+        <w:t>X</w:t>
+      </w:r>
       <w:proofErr w:type="gramStart"/>
       <w:r>
         <w:rPr>
           <w:color w:val="333333"/>
         </w:rPr>
-        <w:t>[ ]</w:t>
+        <w:t>]  Ejecutar</w:t>
       </w:r>
       <w:proofErr w:type="gramEnd"/>
       <w:r>
         <w:rPr>
           <w:color w:val="333333"/>
         </w:rPr>
-        <w:t xml:space="preserve">  Ejecutar 03_analisis.py → generar analisis_completo.csv</w:t>
+        <w:t xml:space="preserve"> 03_analisis.py → generar analisis_completo.csv</w:t>
       </w:r>
     </w:p>
     <w:p>
@@ -16084,19 +16107,31 @@
         </w:numPr>
         <w:spacing w:before="40" w:after="40"/>
       </w:pPr>
+      <w:r>
+        <w:rPr>
+          <w:color w:val="333333"/>
+        </w:rPr>
+        <w:t>[</w:t>
+      </w:r>
+      <w:r>
+        <w:rPr>
+          <w:color w:val="333333"/>
+        </w:rPr>
+        <w:t>X</w:t>
+      </w:r>
       <w:proofErr w:type="gramStart"/>
       <w:r>
         <w:rPr>
           <w:color w:val="333333"/>
         </w:rPr>
-        <w:t>[ ]</w:t>
+        <w:t>]  Verificar</w:t>
       </w:r>
       <w:proofErr w:type="gramEnd"/>
       <w:r>
         <w:rPr>
           <w:color w:val="333333"/>
         </w:rPr>
-        <w:t xml:space="preserve">  Verificar columnas: </w:t>
+        <w:t xml:space="preserve"> columnas: </w:t>
       </w:r>
       <w:proofErr w:type="spellStart"/>
       <w:r>
@@ -16136,19 +16171,31 @@
         </w:numPr>
         <w:spacing w:before="40" w:after="40"/>
       </w:pPr>
+      <w:r>
+        <w:rPr>
+          <w:color w:val="333333"/>
+        </w:rPr>
+        <w:t>[</w:t>
+      </w:r>
+      <w:r>
+        <w:rPr>
+          <w:color w:val="333333"/>
+        </w:rPr>
+        <w:t>X</w:t>
+      </w:r>
       <w:proofErr w:type="gramStart"/>
       <w:r>
         <w:rPr>
           <w:color w:val="333333"/>
         </w:rPr>
-        <w:t>[ ]</w:t>
+        <w:t>]  Anotar</w:t>
       </w:r>
       <w:proofErr w:type="gramEnd"/>
       <w:r>
         <w:rPr>
           <w:color w:val="333333"/>
         </w:rPr>
-        <w:t xml:space="preserve">  Anotar hallazgos principales en la bitácora</w:t>
+        <w:t xml:space="preserve"> hallazgos principales en la bitácora</w:t>
       </w:r>
     </w:p>
     <w:p>
@@ -16180,19 +16227,31 @@
         </w:numPr>
         <w:spacing w:before="40" w:after="40"/>
       </w:pPr>
+      <w:r>
+        <w:rPr>
+          <w:color w:val="333333"/>
+        </w:rPr>
+        <w:t>[</w:t>
+      </w:r>
+      <w:r>
+        <w:rPr>
+          <w:color w:val="333333"/>
+        </w:rPr>
+        <w:t>X</w:t>
+      </w:r>
       <w:proofErr w:type="gramStart"/>
       <w:r>
         <w:rPr>
           <w:color w:val="333333"/>
         </w:rPr>
-        <w:t>[ ]</w:t>
+        <w:t>]  Gráfico</w:t>
       </w:r>
       <w:proofErr w:type="gramEnd"/>
       <w:r>
         <w:rPr>
           <w:color w:val="333333"/>
         </w:rPr>
-        <w:t xml:space="preserve">  Gráfico 1: inflación mensual en barras</w:t>
+        <w:t xml:space="preserve"> 1: inflación mensual en barras</w:t>
       </w:r>
     </w:p>
     <w:p>
@@ -16204,19 +16263,31 @@
         </w:numPr>
         <w:spacing w:before="40" w:after="40"/>
       </w:pPr>
+      <w:r>
+        <w:rPr>
+          <w:color w:val="333333"/>
+        </w:rPr>
+        <w:t>[</w:t>
+      </w:r>
+      <w:r>
+        <w:rPr>
+          <w:color w:val="333333"/>
+        </w:rPr>
+        <w:t>X</w:t>
+      </w:r>
       <w:proofErr w:type="gramStart"/>
       <w:r>
         <w:rPr>
           <w:color w:val="333333"/>
         </w:rPr>
-        <w:t>[ ]</w:t>
+        <w:t>]  Gráfico</w:t>
       </w:r>
       <w:proofErr w:type="gramEnd"/>
       <w:r>
         <w:rPr>
           <w:color w:val="333333"/>
         </w:rPr>
-        <w:t xml:space="preserve">  Gráfico 2: IPC acumulado vs índice de salarios</w:t>
+        <w:t xml:space="preserve"> 2: IPC acumulado vs índice de salarios</w:t>
       </w:r>
     </w:p>
     <w:p>
@@ -16228,19 +16299,32 @@
         </w:numPr>
         <w:spacing w:before="40" w:after="40"/>
       </w:pPr>
+      <w:r>
+        <w:rPr>
+          <w:color w:val="333333"/>
+        </w:rPr>
+        <w:lastRenderedPageBreak/>
+        <w:t>[</w:t>
+      </w:r>
+      <w:r>
+        <w:rPr>
+          <w:color w:val="333333"/>
+        </w:rPr>
+        <w:t>X</w:t>
+      </w:r>
       <w:proofErr w:type="gramStart"/>
       <w:r>
         <w:rPr>
           <w:color w:val="333333"/>
         </w:rPr>
-        <w:t>[ ]</w:t>
+        <w:t>]  Gráfico</w:t>
       </w:r>
       <w:proofErr w:type="gramEnd"/>
       <w:r>
         <w:rPr>
           <w:color w:val="333333"/>
         </w:rPr>
-        <w:t xml:space="preserve">  Gráfico 3: salario real por sector (líneas)</w:t>
+        <w:t xml:space="preserve"> 3: salario real por sector (líneas)</w:t>
       </w:r>
     </w:p>
     <w:p>
@@ -16252,19 +16336,31 @@
         </w:numPr>
         <w:spacing w:before="40" w:after="40"/>
       </w:pPr>
+      <w:r>
+        <w:rPr>
+          <w:color w:val="333333"/>
+        </w:rPr>
+        <w:t>[</w:t>
+      </w:r>
+      <w:r>
+        <w:rPr>
+          <w:color w:val="333333"/>
+        </w:rPr>
+        <w:t>X</w:t>
+      </w:r>
       <w:proofErr w:type="gramStart"/>
       <w:r>
         <w:rPr>
           <w:color w:val="333333"/>
         </w:rPr>
-        <w:t>[ ]</w:t>
+        <w:t>]  Gráfico</w:t>
       </w:r>
       <w:proofErr w:type="gramEnd"/>
       <w:r>
         <w:rPr>
           <w:color w:val="333333"/>
         </w:rPr>
-        <w:t xml:space="preserve">  Gráfico 4: inflación anual comparada</w:t>
+        <w:t xml:space="preserve"> 4: inflación anual comparada</w:t>
       </w:r>
     </w:p>
     <w:p>
@@ -16276,19 +16372,31 @@
         </w:numPr>
         <w:spacing w:before="40" w:after="40"/>
       </w:pPr>
+      <w:r>
+        <w:rPr>
+          <w:color w:val="333333"/>
+        </w:rPr>
+        <w:t>[</w:t>
+      </w:r>
+      <w:r>
+        <w:rPr>
+          <w:color w:val="333333"/>
+        </w:rPr>
+        <w:t>X</w:t>
+      </w:r>
       <w:proofErr w:type="gramStart"/>
       <w:r>
         <w:rPr>
           <w:color w:val="333333"/>
         </w:rPr>
-        <w:t>[ ]</w:t>
+        <w:t>]  Exportar</w:t>
       </w:r>
       <w:proofErr w:type="gramEnd"/>
       <w:r>
         <w:rPr>
           <w:color w:val="333333"/>
         </w:rPr>
-        <w:t xml:space="preserve">  Exportar los 4 gráficos a 04_outputs/ como PNG (dpi=150)</w:t>
+        <w:t xml:space="preserve"> los 4 gráficos a 04_outputs/ como PNG (dpi=150)</w:t>
       </w:r>
     </w:p>
     <w:p>
@@ -16342,19 +16450,31 @@
         </w:numPr>
         <w:spacing w:before="40" w:after="40"/>
       </w:pPr>
+      <w:r>
+        <w:rPr>
+          <w:color w:val="333333"/>
+        </w:rPr>
+        <w:t>[</w:t>
+      </w:r>
+      <w:r>
+        <w:rPr>
+          <w:color w:val="333333"/>
+        </w:rPr>
+        <w:t>X</w:t>
+      </w:r>
       <w:proofErr w:type="gramStart"/>
       <w:r>
         <w:rPr>
           <w:color w:val="333333"/>
         </w:rPr>
-        <w:t>[ ]</w:t>
+        <w:t>]  Conectar</w:t>
       </w:r>
       <w:proofErr w:type="gramEnd"/>
       <w:r>
         <w:rPr>
           <w:color w:val="333333"/>
         </w:rPr>
-        <w:t xml:space="preserve">  Conectar analisis_completo.csv a </w:t>
+        <w:t xml:space="preserve"> analisis_completo.csv a </w:t>
       </w:r>
       <w:proofErr w:type="spellStart"/>
       <w:r>
@@ -16388,19 +16508,31 @@
         </w:numPr>
         <w:spacing w:before="40" w:after="40"/>
       </w:pPr>
+      <w:r>
+        <w:rPr>
+          <w:color w:val="333333"/>
+        </w:rPr>
+        <w:t>[</w:t>
+      </w:r>
+      <w:r>
+        <w:rPr>
+          <w:color w:val="333333"/>
+        </w:rPr>
+        <w:t>X</w:t>
+      </w:r>
       <w:proofErr w:type="gramStart"/>
       <w:r>
         <w:rPr>
           <w:color w:val="333333"/>
         </w:rPr>
-        <w:t>[ ]</w:t>
+        <w:t>]  Crear</w:t>
       </w:r>
       <w:proofErr w:type="gramEnd"/>
       <w:r>
         <w:rPr>
           <w:color w:val="333333"/>
         </w:rPr>
-        <w:t xml:space="preserve">  Crear las cuatro vistas</w:t>
+        <w:t xml:space="preserve"> las cuatro vistas</w:t>
       </w:r>
     </w:p>
     <w:p>

--- a/Guia_Inflacion_Salarios_Argentina.docx
+++ b/Guia_Inflacion_Salarios_Argentina.docx
@@ -389,7 +389,6 @@
       <w:pPr>
         <w:spacing w:before="60" w:after="100"/>
       </w:pPr>
-      <w:bookmarkStart w:id="0" w:name="_GoBack"/>
       <w:r>
         <w:rPr>
           <w:color w:val="333333"/>
@@ -397,7 +396,6 @@
         <w:t>Este proyecto analiza la evolución del Índice de Precios al Consumidor (IPC) y los salarios reales en Argentina entre 2017 y 2024, con el objetivo de identificar en qué períodos y sectores se produjo la mayor pérdida de poder adquisitivo.</w:t>
       </w:r>
     </w:p>
-    <w:bookmarkEnd w:id="0"/>
     <w:p>
       <w:pPr>
         <w:spacing w:before="140"/>
@@ -15390,7 +15388,27 @@
                 <w:szCs w:val="18"/>
                 <w:lang w:val="en-US"/>
               </w:rPr>
-              <w:t>: CP05_dashboard_tableau.png</w:t>
+              <w:t xml:space="preserve">: </w:t>
+            </w:r>
+            <w:bookmarkStart w:id="0" w:name="_GoBack"/>
+            <w:r>
+              <w:rPr>
+                <w:color w:val="336B4E"/>
+                <w:sz w:val="18"/>
+                <w:szCs w:val="18"/>
+                <w:lang w:val="en-US"/>
+              </w:rPr>
+              <w:t>CP05_dashboard_tableau</w:t>
+            </w:r>
+            <w:bookmarkEnd w:id="0"/>
+            <w:r>
+              <w:rPr>
+                <w:color w:val="336B4E"/>
+                <w:sz w:val="18"/>
+                <w:szCs w:val="18"/>
+                <w:lang w:val="en-US"/>
+              </w:rPr>
+              <w:t>.png</w:t>
             </w:r>
           </w:p>
         </w:tc>
@@ -16544,19 +16562,31 @@
         </w:numPr>
         <w:spacing w:before="40" w:after="40"/>
       </w:pPr>
+      <w:r>
+        <w:rPr>
+          <w:color w:val="333333"/>
+        </w:rPr>
+        <w:t>[</w:t>
+      </w:r>
+      <w:r>
+        <w:rPr>
+          <w:color w:val="333333"/>
+        </w:rPr>
+        <w:t>X</w:t>
+      </w:r>
       <w:proofErr w:type="gramStart"/>
       <w:r>
         <w:rPr>
           <w:color w:val="333333"/>
         </w:rPr>
-        <w:t>[ ]</w:t>
+        <w:t>]  Armar</w:t>
       </w:r>
       <w:proofErr w:type="gramEnd"/>
       <w:r>
         <w:rPr>
           <w:color w:val="333333"/>
         </w:rPr>
-        <w:t xml:space="preserve">  Armar </w:t>
+        <w:t xml:space="preserve"> </w:t>
       </w:r>
       <w:proofErr w:type="spellStart"/>
       <w:r>
@@ -16582,19 +16612,31 @@
         </w:numPr>
         <w:spacing w:before="40" w:after="40"/>
       </w:pPr>
+      <w:r>
+        <w:rPr>
+          <w:color w:val="333333"/>
+        </w:rPr>
+        <w:t>[</w:t>
+      </w:r>
+      <w:r>
+        <w:rPr>
+          <w:color w:val="333333"/>
+        </w:rPr>
+        <w:t>X</w:t>
+      </w:r>
       <w:proofErr w:type="gramStart"/>
       <w:r>
         <w:rPr>
           <w:color w:val="333333"/>
         </w:rPr>
-        <w:t>[ ]</w:t>
+        <w:t>]  Publicar</w:t>
       </w:r>
       <w:proofErr w:type="gramEnd"/>
       <w:r>
         <w:rPr>
           <w:color w:val="333333"/>
         </w:rPr>
-        <w:t xml:space="preserve">  Publicar en </w:t>
+        <w:t xml:space="preserve"> en </w:t>
       </w:r>
       <w:proofErr w:type="spellStart"/>
       <w:r>
